--- a/downloads/실습워크북_Week04.docx
+++ b/downloads/실습워크북_Week04.docx
@@ -15,7 +15,7 @@
         <w:pStyle w:val="Heading1"/>
       </w:pPr>
       <w:r>
-        <w:t>Week 04 · AI 에이전트와 함께하는 모의해킹 (NeoBank)</w:t>
+        <w:t>Week 04 · AI 에이전트(Hermes)와 함께하는 모의해킹 (NeoBank) + 브라우저 교차 검증</w:t>
       </w:r>
     </w:p>
     <w:p/>
@@ -181,7 +181,7 @@
     </w:p>
     <w:p>
       <w:r>
-        <w:t>각 단계를 해보고 결과를 적으세요. (정확한 명령·정답은 교과서를 보고 직접 채웁니다)</w:t>
+        <w:t>각 단계를 해보고 결과를 적으세요. 실습은 원칙적으로 브라우저(F12 개발자도구)만으로 진행합니다. 정답·해설은 강사(관리자) 화면에만 나오니, 먼저 스스로 끝까지 해보세요.</w:t>
       </w:r>
     </w:p>
     <w:tbl>
@@ -789,7 +789,107 @@
         <w:pStyle w:val="Heading2"/>
       </w:pPr>
       <w:r>
-        <w:t>5. 한 줄 회고</w:t>
+        <w:t>5. AI 에이전트에게 시킨 것 / 내가 눈으로 검증한 것</w:t>
+      </w:r>
+    </w:p>
+    <w:tbl>
+      <w:tblPr>
+        <w:tblStyle w:val="TableGrid"/>
+        <w:tblW w:type="auto" w:w="0"/>
+        <w:tblLook w:firstColumn="1" w:firstRow="1" w:lastColumn="0" w:lastRow="0" w:noHBand="0" w:noVBand="1" w:val="04A0"/>
+      </w:tblPr>
+      <w:tblGrid>
+        <w:gridCol w:w="4320"/>
+        <w:gridCol w:w="4320"/>
+      </w:tblGrid>
+      <w:tr>
+        <w:tc>
+          <w:tcPr>
+            <w:tcW w:type="dxa" w:w="4320"/>
+          </w:tcPr>
+          <w:p>
+            <w:r>
+              <w:t>에이전트에게 시킨 지시(프롬프트)</w:t>
+            </w:r>
+          </w:p>
+        </w:tc>
+        <w:tc>
+          <w:tcPr>
+            <w:tcW w:type="dxa" w:w="4320"/>
+          </w:tcPr>
+          <w:p>
+            <w:r>
+              <w:t>내가 브라우저로 확인한 결과 (일치 ☐ / 다름 ☐)</w:t>
+            </w:r>
+          </w:p>
+        </w:tc>
+      </w:tr>
+      <w:tr>
+        <w:tc>
+          <w:tcPr>
+            <w:tcW w:type="dxa" w:w="4320"/>
+          </w:tcPr>
+          <w:p>
+            <w:r/>
+          </w:p>
+        </w:tc>
+        <w:tc>
+          <w:tcPr>
+            <w:tcW w:type="dxa" w:w="4320"/>
+          </w:tcPr>
+          <w:p>
+            <w:r/>
+          </w:p>
+        </w:tc>
+      </w:tr>
+      <w:tr>
+        <w:tc>
+          <w:tcPr>
+            <w:tcW w:type="dxa" w:w="4320"/>
+          </w:tcPr>
+          <w:p>
+            <w:r/>
+          </w:p>
+        </w:tc>
+        <w:tc>
+          <w:tcPr>
+            <w:tcW w:type="dxa" w:w="4320"/>
+          </w:tcPr>
+          <w:p>
+            <w:r/>
+          </w:p>
+        </w:tc>
+      </w:tr>
+      <w:tr>
+        <w:tc>
+          <w:tcPr>
+            <w:tcW w:type="dxa" w:w="4320"/>
+          </w:tcPr>
+          <w:p>
+            <w:r/>
+          </w:p>
+        </w:tc>
+        <w:tc>
+          <w:tcPr>
+            <w:tcW w:type="dxa" w:w="4320"/>
+          </w:tcPr>
+          <w:p>
+            <w:r/>
+          </w:p>
+        </w:tc>
+      </w:tr>
+    </w:tbl>
+    <w:p>
+      <w:r>
+        <w:t>※ 에이전트가 ‘찾았습니다’라고 해도, 브라우저로 확인되지 않으면 그것은 환각입니다.</w:t>
+      </w:r>
+    </w:p>
+    <w:p>
+      <w:pPr>
+        <w:pStyle w:val="Heading2"/>
+      </w:pPr>
+      <w:r>
+        <w:t>6. 한 줄 회고</w:t>
       </w:r>
     </w:p>
     <w:p>
@@ -808,12 +908,17 @@
         <w:pStyle w:val="Heading2"/>
       </w:pPr>
       <w:r>
-        <w:t>6. 윤리 체크</w:t>
+        <w:t>7. 윤리 체크</w:t>
       </w:r>
     </w:p>
     <w:p>
       <w:r>
         <w:t>☐ 나는 허락된 표적(실습 환경)에서만 공격/점검을 했다.</w:t>
+      </w:r>
+    </w:p>
+    <w:p>
+      <w:r>
+        <w:t>☐ 나는 AI 에이전트에게도 허락된 표적만 지시했다.</w:t>
       </w:r>
     </w:p>
     <w:sectPr>
